--- a/Произведения/Сценарий/1_Мир богов. Достойные/Сценарй_Мир богов. Достойные.docx
+++ b/Произведения/Сценарий/1_Мир богов. Достойные/Сценарй_Мир богов. Достойные.docx
@@ -18,6 +18,7 @@
           <w:docPartUnique/>
         </w:docPartObj>
       </w:sdtPr>
+      <w:sdtEndPr/>
       <w:sdtContent>
         <w:p>
           <w:pPr>
@@ -24060,8 +24061,6 @@
         </w:rPr>
         <w:t xml:space="preserve">Только лишь </w:t>
       </w:r>
-      <w:bookmarkStart w:id="19" w:name="_GoBack"/>
-      <w:bookmarkEnd w:id="19"/>
     </w:p>
     <w:p>
       <w:pPr>
@@ -25378,7 +25377,7 @@
           <w:color w:val="FF0000"/>
         </w:rPr>
       </w:pPr>
-      <w:bookmarkStart w:id="20" w:name="_Toc161641184"/>
+      <w:bookmarkStart w:id="19" w:name="_Toc161641184"/>
       <w:r>
         <w:rPr>
           <w:color w:val="FF0000"/>
@@ -25421,7 +25420,7 @@
         </w:rPr>
         <w:t xml:space="preserve"> Уроборос</w:t>
       </w:r>
-      <w:bookmarkEnd w:id="20"/>
+      <w:bookmarkEnd w:id="19"/>
     </w:p>
     <w:p>
       <w:pPr>
@@ -25586,7 +25585,7 @@
           <w:color w:val="00B0F0"/>
         </w:rPr>
       </w:pPr>
-      <w:bookmarkStart w:id="21" w:name="_Toc161641185"/>
+      <w:bookmarkStart w:id="20" w:name="_Toc161641185"/>
       <w:r>
         <w:rPr>
           <w:color w:val="00B0F0"/>
@@ -25617,7 +25616,7 @@
         </w:rPr>
         <w:t xml:space="preserve"> Фрин</w:t>
       </w:r>
-      <w:bookmarkEnd w:id="21"/>
+      <w:bookmarkEnd w:id="20"/>
     </w:p>
     <w:p>
       <w:pPr>
@@ -25731,7 +25730,7 @@
           <w:color w:val="FF0000"/>
         </w:rPr>
       </w:pPr>
-      <w:bookmarkStart w:id="22" w:name="_Toc161641186"/>
+      <w:bookmarkStart w:id="21" w:name="_Toc161641186"/>
       <w:r>
         <w:rPr>
           <w:color w:val="FF0000"/>
@@ -25774,7 +25773,7 @@
         </w:rPr>
         <w:t xml:space="preserve"> Уроборос</w:t>
       </w:r>
-      <w:bookmarkEnd w:id="22"/>
+      <w:bookmarkEnd w:id="21"/>
     </w:p>
     <w:p>
       <w:pPr>
@@ -25993,7 +25992,7 @@
           <w:color w:val="00B0F0"/>
         </w:rPr>
       </w:pPr>
-      <w:bookmarkStart w:id="23" w:name="_Toc161641187"/>
+      <w:bookmarkStart w:id="22" w:name="_Toc161641187"/>
       <w:r>
         <w:rPr>
           <w:color w:val="00B0F0"/>
@@ -26036,7 +26035,7 @@
         </w:rPr>
         <w:t>Фрин</w:t>
       </w:r>
-      <w:bookmarkEnd w:id="23"/>
+      <w:bookmarkEnd w:id="22"/>
     </w:p>
     <w:p>
       <w:pPr>
@@ -26088,7 +26087,7 @@
           <w:color w:val="FF0000"/>
         </w:rPr>
       </w:pPr>
-      <w:bookmarkStart w:id="24" w:name="_Toc161641188"/>
+      <w:bookmarkStart w:id="23" w:name="_Toc161641188"/>
       <w:r>
         <w:rPr>
           <w:color w:val="FF0000"/>
@@ -26119,7 +26118,7 @@
         </w:rPr>
         <w:t xml:space="preserve"> Уроборос</w:t>
       </w:r>
-      <w:bookmarkEnd w:id="24"/>
+      <w:bookmarkEnd w:id="23"/>
     </w:p>
     <w:p>
       <w:pPr>
@@ -26175,7 +26174,7 @@
           <w:color w:val="00B0F0"/>
         </w:rPr>
       </w:pPr>
-      <w:bookmarkStart w:id="25" w:name="_Toc161641189"/>
+      <w:bookmarkStart w:id="24" w:name="_Toc161641189"/>
       <w:r>
         <w:rPr>
           <w:color w:val="00B0F0"/>
@@ -26206,7 +26205,7 @@
         </w:rPr>
         <w:t xml:space="preserve"> Фрин</w:t>
       </w:r>
-      <w:bookmarkEnd w:id="25"/>
+      <w:bookmarkEnd w:id="24"/>
     </w:p>
     <w:p>
       <w:pPr>
@@ -26373,7 +26372,7 @@
           <w:color w:val="FF0000"/>
         </w:rPr>
       </w:pPr>
-      <w:bookmarkStart w:id="26" w:name="_Toc161641190"/>
+      <w:bookmarkStart w:id="25" w:name="_Toc161641190"/>
       <w:r>
         <w:rPr>
           <w:color w:val="FF0000"/>
@@ -26437,7 +26436,7 @@
         </w:rPr>
         <w:t>Уроборос</w:t>
       </w:r>
-      <w:bookmarkEnd w:id="26"/>
+      <w:bookmarkEnd w:id="25"/>
     </w:p>
     <w:p>
       <w:pPr>
@@ -26525,7 +26524,7 @@
           <w:color w:val="00B0F0"/>
         </w:rPr>
       </w:pPr>
-      <w:bookmarkStart w:id="27" w:name="_Toc161641191"/>
+      <w:bookmarkStart w:id="26" w:name="_Toc161641191"/>
       <w:r>
         <w:rPr>
           <w:color w:val="00B0F0"/>
@@ -26589,7 +26588,7 @@
         </w:rPr>
         <w:t>Фрин</w:t>
       </w:r>
-      <w:bookmarkEnd w:id="27"/>
+      <w:bookmarkEnd w:id="26"/>
     </w:p>
     <w:p>
       <w:pPr>
@@ -26656,7 +26655,7 @@
           <w:lang w:val="en-US"/>
         </w:rPr>
       </w:pPr>
-      <w:bookmarkStart w:id="28" w:name="_Toc161641192"/>
+      <w:bookmarkStart w:id="27" w:name="_Toc161641192"/>
       <w:r>
         <w:rPr>
           <w:color w:val="FF0000"/>
@@ -26687,7 +26686,7 @@
         </w:rPr>
         <w:t>Уроборос</w:t>
       </w:r>
-      <w:bookmarkEnd w:id="28"/>
+      <w:bookmarkEnd w:id="27"/>
     </w:p>
     <w:p>
       <w:pPr>
@@ -26920,7 +26919,7 @@
           <w:color w:val="00B0F0"/>
         </w:rPr>
       </w:pPr>
-      <w:bookmarkStart w:id="29" w:name="_Toc161641193"/>
+      <w:bookmarkStart w:id="28" w:name="_Toc161641193"/>
       <w:r>
         <w:rPr>
           <w:color w:val="00B0F0"/>
@@ -26951,7 +26950,7 @@
         </w:rPr>
         <w:t xml:space="preserve"> Фрин</w:t>
       </w:r>
-      <w:bookmarkEnd w:id="29"/>
+      <w:bookmarkEnd w:id="28"/>
     </w:p>
     <w:p>
       <w:pPr>
@@ -27017,7 +27016,7 @@
           <w:color w:val="FF0000"/>
         </w:rPr>
       </w:pPr>
-      <w:bookmarkStart w:id="30" w:name="_Toc161641194"/>
+      <w:bookmarkStart w:id="29" w:name="_Toc161641194"/>
       <w:r>
         <w:rPr>
           <w:color w:val="FF0000"/>
@@ -27048,7 +27047,7 @@
         </w:rPr>
         <w:t xml:space="preserve"> Уроборос</w:t>
       </w:r>
-      <w:bookmarkEnd w:id="30"/>
+      <w:bookmarkEnd w:id="29"/>
     </w:p>
     <w:p>
       <w:pPr>
@@ -27162,7 +27161,7 @@
           <w:color w:val="00B0F0"/>
         </w:rPr>
       </w:pPr>
-      <w:bookmarkStart w:id="31" w:name="_Toc161641195"/>
+      <w:bookmarkStart w:id="30" w:name="_Toc161641195"/>
       <w:r>
         <w:rPr>
           <w:color w:val="00B0F0"/>
@@ -27193,7 +27192,7 @@
         </w:rPr>
         <w:t xml:space="preserve"> Фрин</w:t>
       </w:r>
-      <w:bookmarkEnd w:id="31"/>
+      <w:bookmarkEnd w:id="30"/>
     </w:p>
     <w:p>
       <w:pPr>
@@ -27259,7 +27258,7 @@
           <w:color w:val="FF0000"/>
         </w:rPr>
       </w:pPr>
-      <w:bookmarkStart w:id="32" w:name="_Toc161641196"/>
+      <w:bookmarkStart w:id="31" w:name="_Toc161641196"/>
       <w:r>
         <w:rPr>
           <w:color w:val="FF0000"/>
@@ -27290,7 +27289,7 @@
         </w:rPr>
         <w:t>Уроборос</w:t>
       </w:r>
-      <w:bookmarkEnd w:id="32"/>
+      <w:bookmarkEnd w:id="31"/>
     </w:p>
     <w:p>
       <w:pPr>
@@ -27314,7 +27313,7 @@
           <w:color w:val="00B0F0"/>
         </w:rPr>
       </w:pPr>
-      <w:bookmarkStart w:id="33" w:name="_Toc161641197"/>
+      <w:bookmarkStart w:id="32" w:name="_Toc161641197"/>
       <w:r>
         <w:rPr>
           <w:color w:val="00B0F0"/>
@@ -27345,7 +27344,7 @@
         </w:rPr>
         <w:t xml:space="preserve"> Фрин</w:t>
       </w:r>
-      <w:bookmarkEnd w:id="33"/>
+      <w:bookmarkEnd w:id="32"/>
     </w:p>
     <w:p>
       <w:pPr>
@@ -27678,7 +27677,7 @@
           <w:color w:val="FF0000"/>
         </w:rPr>
       </w:pPr>
-      <w:bookmarkStart w:id="34" w:name="_Toc161641198"/>
+      <w:bookmarkStart w:id="33" w:name="_Toc161641198"/>
       <w:r>
         <w:rPr>
           <w:color w:val="FF0000"/>
@@ -27709,7 +27708,7 @@
         </w:rPr>
         <w:t>Уроборос</w:t>
       </w:r>
-      <w:bookmarkEnd w:id="34"/>
+      <w:bookmarkEnd w:id="33"/>
     </w:p>
     <w:p>
       <w:pPr>
@@ -28230,7 +28229,7 @@
           <w:color w:val="00B0F0"/>
         </w:rPr>
       </w:pPr>
-      <w:bookmarkStart w:id="35" w:name="_Toc161641199"/>
+      <w:bookmarkStart w:id="34" w:name="_Toc161641199"/>
       <w:r>
         <w:rPr>
           <w:color w:val="00B0F0"/>
@@ -28261,7 +28260,7 @@
         </w:rPr>
         <w:t>Фрин</w:t>
       </w:r>
-      <w:bookmarkEnd w:id="35"/>
+      <w:bookmarkEnd w:id="34"/>
     </w:p>
     <w:p>
       <w:pPr>
@@ -28478,14 +28477,104 @@
           <w:b/>
           <w:lang w:val="en-US"/>
         </w:rPr>
-        <w:t>Rage</w:t>
+        <w:t>ENMY - DAMN</w:t>
       </w:r>
       <w:r>
         <w:rPr>
           <w:rStyle w:val="af8"/>
           <w:b/>
         </w:rPr>
-        <w:t xml:space="preserve"> - </w:t>
+        <w:t>&gt;</w:t>
+      </w:r>
+    </w:p>
+    <w:p>
+      <w:pPr>
+        <w:pStyle w:val="af7"/>
+        <w:rPr>
+          <w:rStyle w:val="af8"/>
+          <w:b/>
+        </w:rPr>
+      </w:pPr>
+      <w:r>
+        <w:rPr>
+          <w:rStyle w:val="af8"/>
+          <w:b/>
+        </w:rPr>
+        <w:t>Встреча с демонами.</w:t>
+      </w:r>
+      <w:bookmarkStart w:id="35" w:name="_GoBack"/>
+      <w:bookmarkEnd w:id="35"/>
+    </w:p>
+    <w:p>
+      <w:pPr>
+        <w:pStyle w:val="af7"/>
+      </w:pPr>
+      <w:r>
+        <w:rPr>
+          <w:rStyle w:val="af8"/>
+          <w:b/>
+        </w:rPr>
+        <w:t>&lt;Сейчас играет: тишина&gt;</w:t>
+      </w:r>
+    </w:p>
+    <w:p>
+      <w:pPr>
+        <w:pStyle w:val="a4"/>
+        <w:rPr>
+          <w:highlight w:val="cyan"/>
+        </w:rPr>
+      </w:pPr>
+    </w:p>
+    <w:p>
+      <w:pPr>
+        <w:pStyle w:val="a4"/>
+        <w:rPr>
+          <w:highlight w:val="cyan"/>
+        </w:rPr>
+      </w:pPr>
+    </w:p>
+    <w:p>
+      <w:pPr>
+        <w:pStyle w:val="af7"/>
+        <w:rPr>
+          <w:rStyle w:val="af8"/>
+          <w:b/>
+        </w:rPr>
+      </w:pPr>
+      <w:r>
+        <w:rPr>
+          <w:rStyle w:val="af8"/>
+          <w:b/>
+        </w:rPr>
+        <w:t>&lt;</w:t>
+      </w:r>
+      <w:r>
+        <w:rPr>
+          <w:rStyle w:val="af8"/>
+          <w:b/>
+        </w:rPr>
+        <w:t>Сейчас</w:t>
+      </w:r>
+      <w:r>
+        <w:rPr>
+          <w:rStyle w:val="af8"/>
+          <w:b/>
+        </w:rPr>
+        <w:t xml:space="preserve"> </w:t>
+      </w:r>
+      <w:r>
+        <w:rPr>
+          <w:rStyle w:val="af8"/>
+          <w:b/>
+        </w:rPr>
+        <w:t>играет</w:t>
+      </w:r>
+      <w:r>
+        <w:rPr>
+          <w:rStyle w:val="af8"/>
+          <w:b/>
+        </w:rPr>
+        <w:t xml:space="preserve">: </w:t>
       </w:r>
       <w:r>
         <w:rPr>
@@ -28493,14 +28582,14 @@
           <w:b/>
           <w:lang w:val="en-US"/>
         </w:rPr>
-        <w:t>Empty</w:t>
+        <w:t>Rage</w:t>
       </w:r>
       <w:r>
         <w:rPr>
           <w:rStyle w:val="af8"/>
           <w:b/>
         </w:rPr>
-        <w:t xml:space="preserve"> </w:t>
+        <w:t xml:space="preserve"> - </w:t>
       </w:r>
       <w:r>
         <w:rPr>
@@ -28508,7 +28597,7 @@
           <w:b/>
           <w:lang w:val="en-US"/>
         </w:rPr>
-        <w:t>Hollow</w:t>
+        <w:t>Empty</w:t>
       </w:r>
       <w:r>
         <w:rPr>
@@ -28523,24 +28612,39 @@
           <w:b/>
           <w:lang w:val="en-US"/>
         </w:rPr>
-        <w:t>Reprise</w:t>
+        <w:t>Hollow</w:t>
       </w:r>
       <w:r>
         <w:rPr>
           <w:rStyle w:val="af8"/>
           <w:b/>
         </w:rPr>
-        <w:t>&gt;</w:t>
-      </w:r>
-    </w:p>
-    <w:p>
-      <w:pPr>
-        <w:pStyle w:val="af7"/>
-      </w:pPr>
+        <w:t xml:space="preserve"> </w:t>
+      </w:r>
       <w:r>
         <w:rPr>
           <w:rStyle w:val="af8"/>
           <w:b/>
+          <w:lang w:val="en-US"/>
+        </w:rPr>
+        <w:t>Reprise</w:t>
+      </w:r>
+      <w:r>
+        <w:rPr>
+          <w:rStyle w:val="af8"/>
+          <w:b/>
+        </w:rPr>
+        <w:t>&gt;</w:t>
+      </w:r>
+    </w:p>
+    <w:p>
+      <w:pPr>
+        <w:pStyle w:val="af7"/>
+      </w:pPr>
+      <w:r>
+        <w:rPr>
+          <w:rStyle w:val="af8"/>
+          <w:b/>
         </w:rPr>
         <w:t>&lt;Сейчас играет: тишина&gt;</w:t>
       </w:r>
@@ -28797,6 +28901,7 @@
         <w:rPr>
           <w:highlight w:val="cyan"/>
         </w:rPr>
+        <w:lastRenderedPageBreak/>
         <w:t>Фрин – Фиолетовый паук, Брюшко на лбу, головогрудь на переносице/ выше верхней губы, лапы под глазами и наверх, по скулам и наверх, к уголкам рта и в улыбку.</w:t>
       </w:r>
     </w:p>
@@ -28833,7 +28938,6 @@
         <w:rPr>
           <w:highlight w:val="cyan"/>
         </w:rPr>
-        <w:lastRenderedPageBreak/>
         <w:t xml:space="preserve">Катя – </w:t>
       </w:r>
       <w:proofErr w:type="spellStart"/>
@@ -29334,6 +29438,7 @@
         <w:pStyle w:val="a4"/>
       </w:pPr>
       <w:r>
+        <w:lastRenderedPageBreak/>
         <w:t>В кустах лежал кейс с запиской. Записка была не обычной. Не понятно как, но она держалась на кейсе, хотя не была к нему приклеена. В то же время, без каких-либо усилий отсоединялась от него. Я точно ощущал, что кейс предназначен нам.</w:t>
       </w:r>
     </w:p>
@@ -29342,7 +29447,6 @@
         <w:pStyle w:val="a4"/>
       </w:pPr>
       <w:r>
-        <w:lastRenderedPageBreak/>
         <w:t xml:space="preserve">Написана она была изысканным почерком, перьевой ручкой. Текст был на английском, по какой-то причине. Точнее даже на </w:t>
       </w:r>
       <w:proofErr w:type="spellStart"/>
@@ -29589,6 +29693,7 @@
         <w:pStyle w:val="a4"/>
       </w:pPr>
       <w:r>
+        <w:lastRenderedPageBreak/>
         <w:t xml:space="preserve">Я, держа биту </w:t>
       </w:r>
       <w:proofErr w:type="gramStart"/>
@@ -29618,7 +29723,6 @@
         <w:pStyle w:val="a4"/>
       </w:pPr>
       <w:r>
-        <w:lastRenderedPageBreak/>
         <w:t>И действительно, она была сильно похожа на мою маму, умершую 8 лет назад. Вот только у неё были белые, длинные волосы и жёлтые светящиеся глаза.</w:t>
       </w:r>
     </w:p>
@@ -29865,17 +29969,14 @@
         <w:pStyle w:val="a4"/>
       </w:pPr>
       <w:r>
+        <w:lastRenderedPageBreak/>
         <w:t>Пришла весна. Снега уж нет.</w:t>
       </w:r>
       <w:r>
         <w:t xml:space="preserve"> За этот год мы много чего пережили: Магические инциденты, Испытания богов, встреча с ангелом, стали хранителями артефактов.</w:t>
       </w:r>
       <w:r>
-        <w:t xml:space="preserve"> Однако уже несколько месяцев была тишина. Никаких аномалий, </w:t>
-      </w:r>
-      <w:r>
-        <w:lastRenderedPageBreak/>
-        <w:t>никаких странных персонажей. Мы успели даже расслабиться. Нет, мы понимаем, что произошедшее – далеко не всё, что нам уготовано, но пока мы перестали придавать этому большое значение.</w:t>
+        <w:t xml:space="preserve"> Однако уже несколько месяцев была тишина. Никаких аномалий, никаких странных персонажей. Мы успели даже расслабиться. Нет, мы понимаем, что произошедшее – далеко не всё, что нам уготовано, но пока мы перестали придавать этому большое значение.</w:t>
       </w:r>
       <w:r>
         <w:t xml:space="preserve"> Даже подыскали себе интересные работы, что бы как-то занять досуг.</w:t>
@@ -30065,6 +30166,7 @@
         <w:pStyle w:val="a4"/>
       </w:pPr>
       <w:r>
+        <w:lastRenderedPageBreak/>
         <w:t xml:space="preserve">Правда, в полёте чуть не </w:t>
       </w:r>
       <w:proofErr w:type="spellStart"/>
@@ -30101,7 +30203,6 @@
         <w:pStyle w:val="a4"/>
       </w:pPr>
       <w:r>
-        <w:lastRenderedPageBreak/>
         <w:t>Услышал</w:t>
       </w:r>
       <w:r>
@@ -30307,6 +30408,7 @@
         <w:pStyle w:val="a4"/>
       </w:pPr>
       <w:r>
+        <w:lastRenderedPageBreak/>
         <w:t xml:space="preserve">Существо было невозможным в нашем мире. </w:t>
       </w:r>
       <w:r>
@@ -30316,11 +30418,7 @@
         <w:t>Высотой в 3 метра, оно имело д</w:t>
       </w:r>
       <w:r>
-        <w:t xml:space="preserve">линные, костлявые руки, черный просторный балахон, скрывающий очертания тела. Бледное, если не белое, крайне острое лицо. Оно </w:t>
-      </w:r>
-      <w:r>
-        <w:lastRenderedPageBreak/>
-        <w:t>скрипучим, мертвецки ледяным</w:t>
+        <w:t>линные, костлявые руки, черный просторный балахон, скрывающий очертания тела. Бледное, если не белое, крайне острое лицо. Оно скрипучим, мертвецки ледяным</w:t>
       </w:r>
       <w:r>
         <w:t xml:space="preserve"> мужским</w:t>
@@ -30706,6 +30804,7 @@
           <w:rStyle w:val="af8"/>
           <w:b/>
         </w:rPr>
+        <w:lastRenderedPageBreak/>
         <w:t>&lt;Сейчас играет: тишина&gt;</w:t>
       </w:r>
     </w:p>
@@ -33677,7 +33776,7 @@
 </file>
 
 <file path=customXml/itemProps1.xml><?xml version="1.0" encoding="utf-8"?>
-<ds:datastoreItem xmlns:ds="http://schemas.openxmlformats.org/officeDocument/2006/customXml" ds:itemID="{42FB50E3-5223-4202-A145-6A3F57AF886D}">
+<ds:datastoreItem xmlns:ds="http://schemas.openxmlformats.org/officeDocument/2006/customXml" ds:itemID="{F51ED2FD-18BC-4B93-94F0-53AC369203C4}">
   <ds:schemaRefs>
     <ds:schemaRef ds:uri="http://schemas.openxmlformats.org/officeDocument/2006/bibliography"/>
   </ds:schemaRefs>
